--- a/BE/LYTHUYET/Spring MVC.docx
+++ b/BE/LYTHUYET/Spring MVC.docx
@@ -16,6 +16,23 @@
           <w:bCs/>
         </w:rPr>
         <w:t>SPRING MVC</w:t>
+      </w:r>
+    </w:p>
+    <w:p>
+      <w:pPr>
+        <w:rPr>
+          <w:rFonts w:hint="eastAsia"/>
+          <w:b/>
+          <w:bCs/>
+        </w:rPr>
+      </w:pPr>
+      <w:r>
+        <w:rPr>
+          <w:rFonts w:hint="eastAsia"/>
+          <w:b/>
+          <w:bCs/>
+        </w:rPr>
+        <w:t>1. hello sping</w:t>
       </w:r>
     </w:p>
     <w:sectPr>

--- a/BE/LYTHUYET/Spring MVC.docx
+++ b/BE/LYTHUYET/Spring MVC.docx
@@ -21,7 +21,6 @@
     <w:p>
       <w:pPr>
         <w:rPr>
-          <w:rFonts w:hint="eastAsia"/>
           <w:b/>
           <w:bCs/>
         </w:rPr>
@@ -33,6 +32,21 @@
           <w:bCs/>
         </w:rPr>
         <w:t>1. hello sping</w:t>
+      </w:r>
+    </w:p>
+    <w:p>
+      <w:pPr>
+        <w:rPr>
+          <w:b/>
+          <w:bCs/>
+        </w:rPr>
+      </w:pPr>
+      <w:r>
+        <w:rPr>
+          <w:b/>
+          <w:bCs/>
+        </w:rPr>
+        <w:t>2. spirng sercurity</w:t>
       </w:r>
     </w:p>
     <w:sectPr>

--- a/BE/LYTHUYET/Spring MVC.docx
+++ b/BE/LYTHUYET/Spring MVC.docx
@@ -48,6 +48,29 @@
         </w:rPr>
         <w:t>2. spirng sercurity</w:t>
       </w:r>
+    </w:p>
+    <w:p>
+      <w:pPr>
+        <w:rPr>
+          <w:b/>
+          <w:bCs/>
+        </w:rPr>
+      </w:pPr>
+      <w:r>
+        <w:rPr>
+          <w:b/>
+          <w:bCs/>
+        </w:rPr>
+        <w:t>3. spring data jpa</w:t>
+      </w:r>
+    </w:p>
+    <w:p>
+      <w:pPr>
+        <w:rPr>
+          <w:b/>
+          <w:bCs/>
+        </w:rPr>
+      </w:pPr>
     </w:p>
     <w:sectPr>
       <w:pgSz w:w="12240" w:h="15840"/>

--- a/BE/LYTHUYET/Spring MVC.docx
+++ b/BE/LYTHUYET/Spring MVC.docx
@@ -62,6 +62,21 @@
           <w:bCs/>
         </w:rPr>
         <w:t>3. spring data jpa</w:t>
+      </w:r>
+    </w:p>
+    <w:p>
+      <w:pPr>
+        <w:rPr>
+          <w:b/>
+          <w:bCs/>
+        </w:rPr>
+      </w:pPr>
+      <w:r>
+        <w:rPr>
+          <w:b/>
+          <w:bCs/>
+        </w:rPr>
+        <w:t>4. authentication</w:t>
       </w:r>
     </w:p>
     <w:p>

--- a/BE/LYTHUYET/Spring MVC.docx
+++ b/BE/LYTHUYET/Spring MVC.docx
@@ -77,6 +77,21 @@
           <w:bCs/>
         </w:rPr>
         <w:t>4. authentication</w:t>
+      </w:r>
+    </w:p>
+    <w:p>
+      <w:pPr>
+        <w:rPr>
+          <w:b/>
+          <w:bCs/>
+        </w:rPr>
+      </w:pPr>
+      <w:r>
+        <w:rPr>
+          <w:b/>
+          <w:bCs/>
+        </w:rPr>
+        <w:t>5. rest Api</w:t>
       </w:r>
     </w:p>
     <w:p>

--- a/BE/LYTHUYET/Spring MVC.docx
+++ b/BE/LYTHUYET/Spring MVC.docx
@@ -92,6 +92,13 @@
           <w:bCs/>
         </w:rPr>
         <w:t>5. rest Api</w:t>
+      </w:r>
+      <w:r>
+        <w:rPr>
+          <w:b/>
+          <w:bCs/>
+        </w:rPr>
+        <w:t xml:space="preserve"> git</w:t>
       </w:r>
     </w:p>
     <w:p>
